--- a/街镇专项分析报告（13镇分册）/虹梅路街道12345物业投诉专项分析报告.docx
+++ b/街镇专项分析报告（13镇分册）/虹梅路街道12345物业投诉专项分析报告.docx
@@ -110,7 +110,7 @@
                 <w:rFonts w:ascii="宋体" w:hAnsi="宋体" w:eastAsia="宋体"/>
                 <w:sz w:val="20"/>
               </w:rPr>
-              <w:t>· 投诉密度 = 2026年1-8月投诉量 ÷ 户数 × 1000（件/千户）；户数为该街镇「2026年1-8月有投诉小区」按纳统小区归并后的总户数，取自《纳统小区 (2026 更新版)》档案 total_households 字段（993个纳统小区；同一小区的别名/曾用名只计一次；工单主数据与 SQLite 库均无户数字段）</w:t>
+              <w:t>· 投诉密度 = 2026年1-8月投诉量 ÷ 户数 × 1000（件/千户）；户数为该街镇全部纳统小区的总户数（不区分本期有无投诉），取自《纳统小区 (2026 更新版)》档案 total_households 字段（993个纳统小区，全区合计 518,389户；工单主数据与 SQLite 库均无户数字段）</w:t>
             </w:r>
           </w:p>
           <w:p>
@@ -14207,7 +14207,7 @@
                 <w:b w:val="0"/>
                 <w:sz w:val="16"/>
               </w:rPr>
-              <w:t>33.8</w:t>
+              <w:t>32.3</w:t>
             </w:r>
           </w:p>
         </w:tc>
@@ -14247,7 +14247,7 @@
                 <w:b w:val="0"/>
                 <w:sz w:val="16"/>
               </w:rPr>
-              <w:t>15,889</w:t>
+              <w:t>16,605</w:t>
             </w:r>
           </w:p>
         </w:tc>
